--- a/pr-preview/pr-28/chapters/coding-style.docx
+++ b/pr-preview/pr-28/chapters/coding-style.docx
@@ -15,7 +15,7 @@
         <w:pStyle w:val="Date"/>
       </w:pPr>
       <w:r>
-        <w:t xml:space="preserve">Last modified: 2026-10-14 01:44:13 (PDT)</w:t>
+        <w:t xml:space="preserve">Last modified: 2026-10-14 01:53:35 (PDT)</w:t>
       </w:r>
     </w:p>
     <w:p>
@@ -5644,7 +5644,10 @@
         <w:t xml:space="preserve"> </w:t>
       </w:r>
       <w:r>
-        <w:t xml:space="preserve">(e.g. </w:t>
+        <w:t xml:space="preserve">(for example, the Morrison-Lab maintains</w:t>
+      </w:r>
+      <w:r>
+        <w:t xml:space="preserve"> </w:t>
       </w:r>
       <w:r>
         <w:rPr>
@@ -5665,7 +5668,7 @@
         <w:t xml:space="preserve">{ettbc}</w:t>
       </w:r>
       <w:r>
-        <w:t xml:space="preserve">,</w:t>
+        <w:t xml:space="preserve">, and</w:t>
       </w:r>
       <w:r>
         <w:t xml:space="preserve"> </w:t>
@@ -5677,7 +5680,7 @@
         <w:t xml:space="preserve">{gha}</w:t>
       </w:r>
       <w:r>
-        <w:t xml:space="preserve">, and the shared workflows there).</w:t>
+        <w:t xml:space="preserve">, with shared workflows).</w:t>
       </w:r>
       <w:r>
         <w:t xml:space="preserve"> </w:t>
@@ -20219,7 +20222,7 @@
               <w:t xml:space="preserve">lintr::lint_package()</w:t>
             </w:r>
             <w:r>
-              <w:t xml:space="preserve">. Our configuration includes</w:t>
+              <w:t xml:space="preserve">. A typical configuration includes</w:t>
             </w:r>
             <w:r>
               <w:t xml:space="preserve"> </w:t>
@@ -20746,7 +20749,7 @@
         <w:pStyle w:val="BodyText"/>
       </w:pPr>
       <w:r>
-        <w:t xml:space="preserve">Our configuration allows relaxed rules for certain directories:</w:t>
+        <w:t xml:space="preserve">A configuration can allow relaxed rules for certain directories:</w:t>
       </w:r>
     </w:p>
     <w:p>
@@ -21464,7 +21467,7 @@
               <w:pStyle w:val="Compact"/>
             </w:pPr>
             <w:r>
-              <w:t xml:space="preserve">CI verification, custom lab rules</w:t>
+              <w:t xml:space="preserve">CI verification, custom rules</w:t>
             </w:r>
           </w:p>
         </w:tc>

--- a/pr-preview/pr-28/chapters/coding-style.docx
+++ b/pr-preview/pr-28/chapters/coding-style.docx
@@ -15,7 +15,7 @@
         <w:pStyle w:val="Date"/>
       </w:pPr>
       <w:r>
-        <w:t xml:space="preserve">Last modified: 2026-10-14 01:53:35 (PDT)</w:t>
+        <w:t xml:space="preserve">Last modified: 2026-10-14 04:01:08 (PDT)</w:t>
       </w:r>
     </w:p>
     <w:p>
@@ -47,7 +47,7 @@
         <w:pStyle w:val="FirstParagraph"/>
       </w:pPr>
       <w:r>
-        <w:t xml:space="preserve">We recommend following the</w:t>
+        <w:t xml:space="preserve">We recommend the</w:t>
       </w:r>
       <w:r>
         <w:t xml:space="preserve"> </w:t>
@@ -111,7 +111,7 @@
         <w:t xml:space="preserve">Follow tidyverse conventions</w:t>
       </w:r>
       <w:r>
-        <w:t xml:space="preserve">: This style builds on the tidyverse style guide,</w:t>
+        <w:t xml:space="preserve">: This style is built on the tidyverse style guide,</w:t>
       </w:r>
       <w:r>
         <w:t xml:space="preserve"> </w:t>
@@ -389,7 +389,7 @@
         <w:t xml:space="preserve"> </w:t>
       </w:r>
       <w:r>
-        <w:t xml:space="preserve">A</w:t>
+        <w:t xml:space="preserve">This is enforced by the example</w:t>
       </w:r>
       <w:r>
         <w:t xml:space="preserve"> </w:t>
@@ -404,7 +404,7 @@
         <w:t xml:space="preserve"> </w:t>
       </w:r>
       <w:r>
-        <w:t xml:space="preserve">configuration can enforce this via</w:t>
+        <w:t xml:space="preserve">configuration via</w:t>
       </w:r>
       <w:r>
         <w:t xml:space="preserve"> </w:t>
@@ -421,7 +421,7 @@
         <w:pStyle w:val="FirstParagraph"/>
       </w:pPr>
       <w:r>
-        <w:t xml:space="preserve">A</w:t>
+        <w:t xml:space="preserve">Many of these rules can be enforced automatically with a</w:t>
       </w:r>
       <w:r>
         <w:t xml:space="preserve"> </w:t>
@@ -436,13 +436,13 @@
         <w:t xml:space="preserve"> </w:t>
       </w:r>
       <w:r>
-        <w:t xml:space="preserve">configuration file can enforce many of these rules automatically;</w:t>
-      </w:r>
-      <w:r>
-        <w:t xml:space="preserve"> </w:t>
-      </w:r>
-      <w:r>
-        <w:t xml:space="preserve">see, for example, the UCD-SERG lab manual’s</w:t>
+        <w:t xml:space="preserve">configuration file;</w:t>
+      </w:r>
+      <w:r>
+        <w:t xml:space="preserve"> </w:t>
+      </w:r>
+      <w:r>
+        <w:t xml:space="preserve">see the UCD-SERG lab manual’s</w:t>
       </w:r>
       <w:r>
         <w:t xml:space="preserve"> </w:t>
@@ -450,16 +450,13 @@
       <w:hyperlink r:id="rId13">
         <w:r>
           <w:rPr>
-            <w:rStyle w:val="VerbatimChar"/>
+            <w:rStyle w:val="Hyperlink"/>
           </w:rPr>
-          <w:t xml:space="preserve">.lintr.R</w:t>
+          <w:t xml:space="preserve">example</w:t>
         </w:r>
       </w:hyperlink>
       <w:r>
-        <w:t xml:space="preserve"> </w:t>
-      </w:r>
-      <w:r>
-        <w:t xml:space="preserve">configuration file.</w:t>
+        <w:t xml:space="preserve">.</w:t>
       </w:r>
       <w:r>
         <w:t xml:space="preserve"> </w:t>
@@ -1831,13 +1828,13 @@
         <w:t xml:space="preserve"> </w:t>
       </w:r>
       <w:r>
-        <w:t xml:space="preserve">to allow flexibility in code,</w:t>
-      </w:r>
-      <w:r>
-        <w:t xml:space="preserve"> </w:t>
-      </w:r>
-      <w:r>
-        <w:t xml:space="preserve">but we still recommend explicit returns.</w:t>
+        <w:t xml:space="preserve">to allow flexibility in older code,</w:t>
+      </w:r>
+      <w:r>
+        <w:t xml:space="preserve"> </w:t>
+      </w:r>
+      <w:r>
+        <w:t xml:space="preserve">but we still recommend explicit returns in new code.</w:t>
       </w:r>
     </w:p>
     <w:bookmarkEnd w:id="23"/>
@@ -5638,16 +5635,13 @@
         <w:t xml:space="preserve"> </w:t>
       </w:r>
       <w:r>
-        <w:t xml:space="preserve">then packages from your own group</w:t>
-      </w:r>
-      <w:r>
-        <w:t xml:space="preserve"> </w:t>
-      </w:r>
-      <w:r>
-        <w:t xml:space="preserve">(for example, the Morrison-Lab maintains</w:t>
-      </w:r>
-      <w:r>
-        <w:t xml:space="preserve"> </w:t>
+        <w:t xml:space="preserve">then packages your own group maintains</w:t>
+      </w:r>
+      <w:r>
+        <w:t xml:space="preserve"> </w:t>
+      </w:r>
+      <w:r>
+        <w:t xml:space="preserve">(for the Morrison Lab, e.g. </w:t>
       </w:r>
       <w:r>
         <w:rPr>
@@ -5668,7 +5662,7 @@
         <w:t xml:space="preserve">{ettbc}</w:t>
       </w:r>
       <w:r>
-        <w:t xml:space="preserve">, and</w:t>
+        <w:t xml:space="preserve">,</w:t>
       </w:r>
       <w:r>
         <w:t xml:space="preserve"> </w:t>
@@ -5680,13 +5674,13 @@
         <w:t xml:space="preserve">{gha}</w:t>
       </w:r>
       <w:r>
-        <w:t xml:space="preserve">, with shared workflows).</w:t>
-      </w:r>
-      <w:r>
-        <w:t xml:space="preserve"> </w:t>
-      </w:r>
-      <w:r>
-        <w:t xml:space="preserve">Packages can depend on each other, so reuse across your repos is fine.</w:t>
+        <w:t xml:space="preserve">, and the shared workflows there).</w:t>
+      </w:r>
+      <w:r>
+        <w:t xml:space="preserve"> </w:t>
+      </w:r>
+      <w:r>
+        <w:t xml:space="preserve">Packages can depend on each other, so reuse across your own repos is fine.</w:t>
       </w:r>
     </w:p>
     <w:p>
@@ -12013,7 +12007,7 @@
         <w:t xml:space="preserve"> </w:t>
       </w:r>
       <w:r>
-        <w:t xml:space="preserve">A</w:t>
+        <w:t xml:space="preserve">This is enforced by the example</w:t>
       </w:r>
       <w:r>
         <w:t xml:space="preserve"> </w:t>
@@ -12028,7 +12022,7 @@
         <w:t xml:space="preserve"> </w:t>
       </w:r>
       <w:r>
-        <w:t xml:space="preserve">configuration can enforce this via</w:t>
+        <w:t xml:space="preserve">configuration via</w:t>
       </w:r>
       <w:r>
         <w:t xml:space="preserve"> </w:t>
@@ -12240,7 +12234,7 @@
         <w:t xml:space="preserve"> </w:t>
       </w:r>
       <w:r>
-        <w:t xml:space="preserve">and consistent messaging across your packages.</w:t>
+        <w:t xml:space="preserve">and consistent messaging across packages.</w:t>
       </w:r>
     </w:p>
     <w:p>
@@ -13299,7 +13293,7 @@
         <w:t xml:space="preserve"> </w:t>
       </w:r>
       <w:r>
-        <w:t xml:space="preserve">A</w:t>
+        <w:t xml:space="preserve">This is enforced by the example</w:t>
       </w:r>
       <w:r>
         <w:t xml:space="preserve"> </w:t>
@@ -13314,7 +13308,7 @@
         <w:t xml:space="preserve"> </w:t>
       </w:r>
       <w:r>
-        <w:t xml:space="preserve">configuration can enforce this via</w:t>
+        <w:t xml:space="preserve">configuration via</w:t>
       </w:r>
       <w:r>
         <w:t xml:space="preserve"> </w:t>
@@ -13929,13 +13923,13 @@
         <w:rPr>
           <w:rStyle w:val="FunctionTok"/>
         </w:rPr>
-        <w:t xml:space="preserve">str_replace</w:t>
-      </w:r>
-      <w:r>
-        <w:rPr>
-          <w:rStyle w:val="NormalTok"/>
-        </w:rPr>
-        <w:t xml:space="preserve">()     </w:t>
+        <w:t xml:space="preserve">str_replace_all</w:t>
+      </w:r>
+      <w:r>
+        <w:rPr>
+          <w:rStyle w:val="NormalTok"/>
+        </w:rPr>
+        <w:t xml:space="preserve">() </w:t>
       </w:r>
       <w:r>
         <w:rPr>
@@ -15729,7 +15723,7 @@
         <w:t xml:space="preserve"> </w:t>
       </w:r>
       <w:r>
-        <w:t xml:space="preserve">regex pattern in a</w:t>
+        <w:t xml:space="preserve">regex pattern in the example</w:t>
       </w:r>
       <w:r>
         <w:t xml:space="preserve"> </w:t>
@@ -20222,7 +20216,7 @@
               <w:t xml:space="preserve">lintr::lint_package()</w:t>
             </w:r>
             <w:r>
-              <w:t xml:space="preserve">. A typical configuration includes</w:t>
+              <w:t xml:space="preserve">. The example configuration includes</w:t>
             </w:r>
             <w:r>
               <w:t xml:space="preserve"> </w:t>
@@ -20276,7 +20270,7 @@
               <w:t xml:space="preserve"> </w:t>
             </w:r>
             <w:r>
-              <w:t xml:space="preserve">side effects: for example, the UCD-SERG</w:t>
+              <w:t xml:space="preserve">side effects: for example, the</w:t>
             </w:r>
             <w:r>
               <w:t xml:space="preserve"> </w:t>
@@ -20394,7 +20388,7 @@
               <w:t xml:space="preserve"> </w:t>
             </w:r>
             <w:r>
-              <w:t xml:space="preserve">has better R syntax support).</w:t>
+              <w:t xml:space="preserve">gets full R syntax support).</w:t>
             </w:r>
           </w:p>
           <w:p/>
@@ -20402,13 +20396,13 @@
       </w:tr>
     </w:tbl>
     <w:bookmarkEnd w:id="109"/>
-    <w:bookmarkStart w:id="120" w:name="an-example-lintr-configuration"/>
+    <w:bookmarkStart w:id="120" w:name="a-recommended-lintr-configuration"/>
     <w:p>
       <w:pPr>
         <w:pStyle w:val="Heading3"/>
       </w:pPr>
       <w:r>
-        <w:t xml:space="preserve">18.3 An Example Lintr Configuration</w:t>
+        <w:t xml:space="preserve">18.3 A Recommended Lintr Configuration</w:t>
       </w:r>
     </w:p>
     <w:p>
@@ -20431,13 +20425,13 @@
         <w:t xml:space="preserve"> </w:t>
       </w:r>
       <w:r>
-        <w:t xml:space="preserve">configuration file in each repository to enforce your style standards.</w:t>
-      </w:r>
-      <w:r>
-        <w:t xml:space="preserve"> </w:t>
-      </w:r>
-      <w:r>
-        <w:t xml:space="preserve">For an example, see the UCD-SERG lab manual’s configuration at</w:t>
+        <w:t xml:space="preserve">configuration file in each repository to enforce these style standards.</w:t>
+      </w:r>
+      <w:r>
+        <w:t xml:space="preserve"> </w:t>
+      </w:r>
+      <w:r>
+        <w:t xml:space="preserve">You can view an example configuration, from the UCD-SERG lab manual, at</w:t>
       </w:r>
       <w:r>
         <w:t xml:space="preserve"> </w:t>
@@ -20749,7 +20743,7 @@
         <w:pStyle w:val="BodyText"/>
       </w:pPr>
       <w:r>
-        <w:t xml:space="preserve">A configuration can allow relaxed rules for certain directories:</w:t>
+        <w:t xml:space="preserve">The example configuration allows relaxed rules for certain directories:</w:t>
       </w:r>
     </w:p>
     <w:p>
@@ -21467,7 +21461,7 @@
               <w:pStyle w:val="Compact"/>
             </w:pPr>
             <w:r>
-              <w:t xml:space="preserve">CI verification, custom rules</w:t>
+              <w:t xml:space="preserve">CI verification, custom project rules</w:t>
             </w:r>
           </w:p>
         </w:tc>
@@ -21623,6 +21617,21 @@
             <w:r>
               <w:t xml:space="preserve"> </w:t>
             </w:r>
+            <w:r>
+              <w:rPr>
+                <w:rStyle w:val="VerbatimChar"/>
+              </w:rPr>
+              <w:t xml:space="preserve">.lintr.R</w:t>
+            </w:r>
+            <w:r>
+              <w:t xml:space="preserve"> </w:t>
+            </w:r>
+            <w:r>
+              <w:t xml:space="preserve">configuration and a shared linter package (for example, the UCD-SERG lab manual’s</w:t>
+            </w:r>
+            <w:r>
+              <w:t xml:space="preserve"> </w:t>
+            </w:r>
             <w:hyperlink r:id="rId13">
               <w:r>
                 <w:rPr>
@@ -21635,7 +21644,7 @@
               <w:t xml:space="preserve"> </w:t>
             </w:r>
             <w:r>
-              <w:t xml:space="preserve">configuration (the UCD-SERG lab manual’s) and the</w:t>
+              <w:t xml:space="preserve">and</w:t>
             </w:r>
             <w:r>
               <w:t xml:space="preserve"> </w:t>
@@ -21649,10 +21658,7 @@
               </w:r>
             </w:hyperlink>
             <w:r>
-              <w:t xml:space="preserve"> </w:t>
-            </w:r>
-            <w:r>
-              <w:t xml:space="preserve">package as the primary standard for CI pipelines and package validation.</w:t>
+              <w:t xml:space="preserve">) as the primary standard for CI pipelines and package validation.</w:t>
             </w:r>
             <w:r>
               <w:t xml:space="preserve"> </w:t>

--- a/pr-preview/pr-28/chapters/coding-style.docx
+++ b/pr-preview/pr-28/chapters/coding-style.docx
@@ -15,7 +15,7 @@
         <w:pStyle w:val="Date"/>
       </w:pPr>
       <w:r>
-        <w:t xml:space="preserve">Last modified: 2026-10-14 04:01:08 (PDT)</w:t>
+        <w:t xml:space="preserve">Last modified: 2026-10-14 04:10:23 (PDT)</w:t>
       </w:r>
     </w:p>
     <w:p>
